--- a/html2doc/reference.docx
+++ b/html2doc/reference.docx
@@ -12154,13 +12154,13 @@
     <w:basedOn w:val="BodyText"/>
     <w:pPr>
       <w:keepNext w:val="0"/>
-      <w:spacing w:line="240" w:lineRule="auto" w:before="60" w:after="120"/>
-      <w:jc w:val="left"/>
+      <w:spacing w:line="240" w:lineRule="auto" w:before="80" w:after="120"/>
+      <w:jc w:val="center"/>
     </w:pPr>
     <w:rPr>
       <w:rFonts w:ascii="Times New Roman" w:hAnsi="Times New Roman"/>
       <w:b w:val="0"/>
-      <w:i w:val="0"/>
+      <w:i/>
       <w:sz w:val="20"/>
     </w:rPr>
   </w:style>
@@ -12169,13 +12169,13 @@
     <w:basedOn w:val="BodyText"/>
     <w:pPr>
       <w:keepNext/>
-      <w:spacing w:line="240" w:lineRule="auto" w:before="120" w:after="60"/>
-      <w:jc w:val="left"/>
+      <w:spacing w:line="240" w:lineRule="auto" w:before="160" w:after="60"/>
+      <w:jc w:val="center"/>
     </w:pPr>
     <w:rPr>
       <w:rFonts w:ascii="Times New Roman" w:hAnsi="Times New Roman"/>
       <w:b w:val="0"/>
-      <w:i w:val="0"/>
+      <w:i/>
       <w:sz w:val="20"/>
     </w:rPr>
   </w:style>
@@ -12199,8 +12199,7 @@
     <w:pPr>
       <w:keepNext w:val="0"/>
       <w:spacing w:line="240" w:lineRule="auto" w:before="0" w:after="40"/>
-      <w:ind w:hanging="346" w:left="346"/>
-      <w:jc w:val="left"/>
+      <w:jc w:val="both"/>
     </w:pPr>
     <w:rPr>
       <w:rFonts w:ascii="Times New Roman" w:hAnsi="Times New Roman"/>
